--- a/docs/SC_Admin_Prirucka_CZ.docx
+++ b/docs/SC_Admin_Prirucka_CZ.docx
@@ -6711,6 +6711,204 @@
         </w:tc>
       </w:tr>
     </w:tbl>
+    <w:p>
+      <w:r>
+        <w:br w:type="page"/>
+      </w:r>
+    </w:p>
+    <w:p>
+      <w:r>
+        <w:rPr>
+          <w:b/>
+        </w:rPr>
+        <w:t>Aktuální aplikační baseline (2026-04-28)</w:t>
+      </w:r>
+    </w:p>
+    <w:tbl>
+      <w:tblPr>
+        <w:tblW w:type="auto" w:w="0"/>
+        <w:tblLook w:firstColumn="1" w:firstRow="1" w:lastColumn="0" w:lastRow="0" w:noHBand="0" w:noVBand="1" w:val="04A0"/>
+      </w:tblPr>
+      <w:tblGrid>
+        <w:gridCol w:w="4693"/>
+        <w:gridCol w:w="4693"/>
+      </w:tblGrid>
+      <w:tr>
+        <w:tc>
+          <w:tcPr>
+            <w:tcW w:type="dxa" w:w="4693"/>
+          </w:tcPr>
+          <w:p>
+            <w:r>
+              <w:t>Oblast</w:t>
+            </w:r>
+          </w:p>
+        </w:tc>
+        <w:tc>
+          <w:tcPr>
+            <w:tcW w:type="dxa" w:w="4693"/>
+          </w:tcPr>
+          <w:p>
+            <w:r>
+              <w:t>Verzní baseline</w:t>
+            </w:r>
+          </w:p>
+        </w:tc>
+      </w:tr>
+      <w:tr>
+        <w:tc>
+          <w:tcPr>
+            <w:tcW w:type="dxa" w:w="4693"/>
+          </w:tcPr>
+          <w:p>
+            <w:r>
+              <w:t>Frontend runtime</w:t>
+            </w:r>
+          </w:p>
+        </w:tc>
+        <w:tc>
+          <w:tcPr>
+            <w:tcW w:type="dxa" w:w="4693"/>
+          </w:tcPr>
+          <w:p>
+            <w:r>
+              <w:t>Next.js 16.2.4, React 19.2.5, TypeScript 6.0.3</w:t>
+            </w:r>
+          </w:p>
+        </w:tc>
+      </w:tr>
+      <w:tr>
+        <w:tc>
+          <w:tcPr>
+            <w:tcW w:type="dxa" w:w="4693"/>
+          </w:tcPr>
+          <w:p>
+            <w:r>
+              <w:t>Frontend styling</w:t>
+            </w:r>
+          </w:p>
+        </w:tc>
+        <w:tc>
+          <w:tcPr>
+            <w:tcW w:type="dxa" w:w="4693"/>
+          </w:tcPr>
+          <w:p>
+            <w:r>
+              <w:t>Tailwind CSS 4.2.4, @tailwindcss/postcss 4.2.4, CSS Modules</w:t>
+            </w:r>
+          </w:p>
+        </w:tc>
+      </w:tr>
+      <w:tr>
+        <w:tc>
+          <w:tcPr>
+            <w:tcW w:type="dxa" w:w="4693"/>
+          </w:tcPr>
+          <w:p>
+            <w:r>
+              <w:t>Middleware runtime</w:t>
+            </w:r>
+          </w:p>
+        </w:tc>
+        <w:tc>
+          <w:tcPr>
+            <w:tcW w:type="dxa" w:w="4693"/>
+          </w:tcPr>
+          <w:p>
+            <w:r>
+              <w:t>Express 5.2.1, pg 8.20.0</w:t>
+            </w:r>
+          </w:p>
+        </w:tc>
+      </w:tr>
+      <w:tr>
+        <w:tc>
+          <w:tcPr>
+            <w:tcW w:type="dxa" w:w="4693"/>
+          </w:tcPr>
+          <w:p>
+            <w:r>
+              <w:t>Test tooling</w:t>
+            </w:r>
+          </w:p>
+        </w:tc>
+        <w:tc>
+          <w:tcPr>
+            <w:tcW w:type="dxa" w:w="4693"/>
+          </w:tcPr>
+          <w:p>
+            <w:r>
+              <w:t>Playwright 1.59.1, Jest 30.3.0, Frontend ESLint 9.39.4, Middleware ESLint 10.2.1</w:t>
+            </w:r>
+          </w:p>
+        </w:tc>
+      </w:tr>
+      <w:tr>
+        <w:tc>
+          <w:tcPr>
+            <w:tcW w:type="dxa" w:w="4693"/>
+          </w:tcPr>
+          <w:p>
+            <w:r>
+              <w:t>Package source of truth</w:t>
+            </w:r>
+          </w:p>
+        </w:tc>
+        <w:tc>
+          <w:tcPr>
+            <w:tcW w:type="dxa" w:w="4693"/>
+          </w:tcPr>
+          <w:p>
+            <w:r>
+              <w:t>frontend/package.json, frontend/package-lock.json, middleware/package.json, middleware/package-lock.json</w:t>
+            </w:r>
+          </w:p>
+        </w:tc>
+      </w:tr>
+    </w:tbl>
+    <w:p>
+      <w:r>
+        <w:t>• Verze npm balíků držte v souladu s docs/dependency-baseline.md po každé aktualizaci závislostí.</w:t>
+      </w:r>
+    </w:p>
+    <w:p>
+      <w:r>
+        <w:t>• Nápověda je dostupná na /help jako kompletní help web, ne jako dočasné popup okno.</w:t>
+      </w:r>
+    </w:p>
+    <w:p>
+      <w:r>
+        <w:t>• Produkční navigace nezobrazuje legacy route /c3/fmn-air-c2; C3 coverage používá obecné capability stránky a endpointy.</w:t>
+      </w:r>
+    </w:p>
+    <w:p>
+      <w:r>
+        <w:t>• Governance cockpit poskytuje Service Risk Radar, Owner Load Monitor, Contract/Vendor Overlap a Governance Advisor.</w:t>
+      </w:r>
+    </w:p>
+    <w:p>
+      <w:r>
+        <w:rPr>
+          <w:b/>
+        </w:rPr>
+        <w:t>Governance nápovědy a obsahu</w:t>
+      </w:r>
+    </w:p>
+    <w:p>
+      <w:r>
+        <w:t>• Content owner potvrzuje věcnou správnost, reviewer kontroluje soulad s implementací a approver publikuje.</w:t>
+      </w:r>
+    </w:p>
+    <w:p>
+      <w:r>
+        <w:t>• Help se reviduje měsíčně a povinně po každém patch/minor/major releasu.</w:t>
+      </w:r>
+    </w:p>
+    <w:p>
+      <w:r>
+        <w:t>• Publikovaná dokumentace musí uvádět verzi dokumentace a kompatibilní verzi aplikace.</w:t>
+      </w:r>
+    </w:p>
     <w:sectPr>
       <w:headerReference w:type="default" r:id="rId7"/>
       <w:footerReference w:type="default" r:id="rId8"/>
